--- a/assets/cv/Amr_Selim_CV_ATS.docx
+++ b/assets/cv/Amr_Selim_CV_ATS.docx
@@ -14,7 +14,7 @@
           <w:i w:val="0"/>
           <w:sz w:val="40"/>
         </w:rPr>
-        <w:t>Amr Abdullah Selim</w:t>
+        <w:t>AMR ABDULLAH SELIM</w:t>
       </w:r>
     </w:p>
     <w:p>
@@ -102,18 +102,248 @@
           <w:i w:val="0"/>
           <w:sz w:val="22"/>
         </w:rPr>
-        <w:t xml:space="preserve">Business Intelligence: </w:t>
-      </w:r>
-      <w:r>
-        <w:rPr>
-          <w:rFonts w:ascii="Calibri" w:hAnsi="Calibri"/>
-          <w:b w:val="0"/>
-          <w:i w:val="0"/>
-          <w:sz w:val="22"/>
-        </w:rPr>
-        <w:t>Power BI (Expert),  DAX (Expert),  Power Query (Expert),  SSAS (Tabular Models) (Expert),  SSRS (Expert),  Microsoft Fabric (Expert),  Snowflake (Expert)</w:t>
+        <w:t>Business Intelligence</w:t>
       </w:r>
     </w:p>
+    <w:tbl>
+      <w:tblPr>
+        <w:tblStyle w:val="TableGrid"/>
+        <w:tblW w:type="auto" w:w="0"/>
+        <w:tblLayout w:type="fixed"/>
+        <w:tblLook w:firstColumn="1" w:firstRow="1" w:lastColumn="0" w:lastRow="0" w:noHBand="0" w:noVBand="1" w:val="04A0"/>
+        <w:tblBorders>
+          <w:top w:val="single" w:sz="6" w:space="0" w:color="1A3A5C"/>
+          <w:left w:val="single" w:sz="6" w:space="0" w:color="1A3A5C"/>
+          <w:bottom w:val="single" w:sz="6" w:space="0" w:color="1A3A5C"/>
+          <w:right w:val="single" w:sz="6" w:space="0" w:color="1A3A5C"/>
+          <w:insideH w:val="single" w:sz="6" w:space="0" w:color="1A3A5C"/>
+          <w:insideV w:val="single" w:sz="6" w:space="0" w:color="1A3A5C"/>
+        </w:tblBorders>
+      </w:tblPr>
+      <w:tblGrid>
+        <w:gridCol w:w="3024"/>
+        <w:gridCol w:w="3024"/>
+        <w:gridCol w:w="3024"/>
+      </w:tblGrid>
+      <w:tr>
+        <w:tc>
+          <w:tcPr>
+            <w:tcW w:type="dxa" w:w="3135"/>
+            <w:tcBorders>
+              <w:top w:val="single" w:sz="6" w:space="0" w:color="1A3A5C"/>
+              <w:left w:val="single" w:sz="6" w:space="0" w:color="1A3A5C"/>
+              <w:bottom w:val="single" w:sz="6" w:space="0" w:color="1A3A5C"/>
+              <w:right w:val="single" w:sz="6" w:space="0" w:color="1A3A5C"/>
+            </w:tcBorders>
+          </w:tcPr>
+          <w:p>
+            <w:pPr>
+              <w:spacing w:before="20" w:after="20"/>
+            </w:pPr>
+            <w:r>
+              <w:rPr>
+                <w:rFonts w:ascii="Calibri" w:hAnsi="Calibri"/>
+                <w:b w:val="0"/>
+                <w:i w:val="0"/>
+                <w:sz w:val="21"/>
+              </w:rPr>
+              <w:t>Power BI (Expert)</w:t>
+            </w:r>
+          </w:p>
+        </w:tc>
+        <w:tc>
+          <w:tcPr>
+            <w:tcW w:type="dxa" w:w="3135"/>
+            <w:tcBorders>
+              <w:top w:val="single" w:sz="6" w:space="0" w:color="1A3A5C"/>
+              <w:left w:val="single" w:sz="6" w:space="0" w:color="1A3A5C"/>
+              <w:bottom w:val="single" w:sz="6" w:space="0" w:color="1A3A5C"/>
+              <w:right w:val="single" w:sz="6" w:space="0" w:color="1A3A5C"/>
+            </w:tcBorders>
+          </w:tcPr>
+          <w:p>
+            <w:pPr>
+              <w:spacing w:before="20" w:after="20"/>
+            </w:pPr>
+            <w:r>
+              <w:rPr>
+                <w:rFonts w:ascii="Calibri" w:hAnsi="Calibri"/>
+                <w:b w:val="0"/>
+                <w:i w:val="0"/>
+                <w:sz w:val="21"/>
+              </w:rPr>
+              <w:t>DAX (Expert)</w:t>
+            </w:r>
+          </w:p>
+        </w:tc>
+        <w:tc>
+          <w:tcPr>
+            <w:tcW w:type="dxa" w:w="3135"/>
+            <w:tcBorders>
+              <w:top w:val="single" w:sz="6" w:space="0" w:color="1A3A5C"/>
+              <w:left w:val="single" w:sz="6" w:space="0" w:color="1A3A5C"/>
+              <w:bottom w:val="single" w:sz="6" w:space="0" w:color="1A3A5C"/>
+              <w:right w:val="single" w:sz="6" w:space="0" w:color="1A3A5C"/>
+            </w:tcBorders>
+          </w:tcPr>
+          <w:p>
+            <w:pPr>
+              <w:spacing w:before="20" w:after="20"/>
+            </w:pPr>
+            <w:r>
+              <w:rPr>
+                <w:rFonts w:ascii="Calibri" w:hAnsi="Calibri"/>
+                <w:b w:val="0"/>
+                <w:i w:val="0"/>
+                <w:sz w:val="21"/>
+              </w:rPr>
+              <w:t>Power Query (Expert)</w:t>
+            </w:r>
+          </w:p>
+        </w:tc>
+      </w:tr>
+      <w:tr>
+        <w:tc>
+          <w:tcPr>
+            <w:tcW w:type="dxa" w:w="3135"/>
+            <w:tcBorders>
+              <w:top w:val="single" w:sz="6" w:space="0" w:color="1A3A5C"/>
+              <w:left w:val="single" w:sz="6" w:space="0" w:color="1A3A5C"/>
+              <w:bottom w:val="single" w:sz="6" w:space="0" w:color="1A3A5C"/>
+              <w:right w:val="single" w:sz="6" w:space="0" w:color="1A3A5C"/>
+            </w:tcBorders>
+          </w:tcPr>
+          <w:p>
+            <w:pPr>
+              <w:spacing w:before="20" w:after="20"/>
+            </w:pPr>
+            <w:r>
+              <w:rPr>
+                <w:rFonts w:ascii="Calibri" w:hAnsi="Calibri"/>
+                <w:b w:val="0"/>
+                <w:i w:val="0"/>
+                <w:sz w:val="21"/>
+              </w:rPr>
+              <w:t>SSAS (Tabular Models) (Expert)</w:t>
+            </w:r>
+          </w:p>
+        </w:tc>
+        <w:tc>
+          <w:tcPr>
+            <w:tcW w:type="dxa" w:w="3135"/>
+            <w:tcBorders>
+              <w:top w:val="single" w:sz="6" w:space="0" w:color="1A3A5C"/>
+              <w:left w:val="single" w:sz="6" w:space="0" w:color="1A3A5C"/>
+              <w:bottom w:val="single" w:sz="6" w:space="0" w:color="1A3A5C"/>
+              <w:right w:val="single" w:sz="6" w:space="0" w:color="1A3A5C"/>
+            </w:tcBorders>
+          </w:tcPr>
+          <w:p>
+            <w:pPr>
+              <w:spacing w:before="20" w:after="20"/>
+            </w:pPr>
+            <w:r>
+              <w:rPr>
+                <w:rFonts w:ascii="Calibri" w:hAnsi="Calibri"/>
+                <w:b w:val="0"/>
+                <w:i w:val="0"/>
+                <w:sz w:val="21"/>
+              </w:rPr>
+              <w:t>SSRS (Expert)</w:t>
+            </w:r>
+          </w:p>
+        </w:tc>
+        <w:tc>
+          <w:tcPr>
+            <w:tcW w:type="dxa" w:w="3135"/>
+            <w:tcBorders>
+              <w:top w:val="single" w:sz="6" w:space="0" w:color="1A3A5C"/>
+              <w:left w:val="single" w:sz="6" w:space="0" w:color="1A3A5C"/>
+              <w:bottom w:val="single" w:sz="6" w:space="0" w:color="1A3A5C"/>
+              <w:right w:val="single" w:sz="6" w:space="0" w:color="1A3A5C"/>
+            </w:tcBorders>
+          </w:tcPr>
+          <w:p>
+            <w:pPr>
+              <w:spacing w:before="20" w:after="20"/>
+            </w:pPr>
+            <w:r>
+              <w:rPr>
+                <w:rFonts w:ascii="Calibri" w:hAnsi="Calibri"/>
+                <w:b w:val="0"/>
+                <w:i w:val="0"/>
+                <w:sz w:val="21"/>
+              </w:rPr>
+              <w:t>Microsoft Fabric (Expert)</w:t>
+            </w:r>
+          </w:p>
+        </w:tc>
+      </w:tr>
+      <w:tr>
+        <w:tc>
+          <w:tcPr>
+            <w:tcW w:type="dxa" w:w="3135"/>
+            <w:tcBorders>
+              <w:top w:val="single" w:sz="6" w:space="0" w:color="1A3A5C"/>
+              <w:left w:val="single" w:sz="6" w:space="0" w:color="1A3A5C"/>
+              <w:bottom w:val="single" w:sz="6" w:space="0" w:color="1A3A5C"/>
+              <w:right w:val="single" w:sz="6" w:space="0" w:color="1A3A5C"/>
+            </w:tcBorders>
+          </w:tcPr>
+          <w:p>
+            <w:pPr>
+              <w:spacing w:before="20" w:after="20"/>
+            </w:pPr>
+            <w:r>
+              <w:rPr>
+                <w:rFonts w:ascii="Calibri" w:hAnsi="Calibri"/>
+                <w:b w:val="0"/>
+                <w:i w:val="0"/>
+                <w:sz w:val="21"/>
+              </w:rPr>
+              <w:t>Snowflake (Expert)</w:t>
+            </w:r>
+          </w:p>
+        </w:tc>
+        <w:tc>
+          <w:tcPr>
+            <w:tcW w:type="dxa" w:w="3135"/>
+            <w:tcBorders>
+              <w:top w:val="single" w:sz="6" w:space="0" w:color="1A3A5C"/>
+              <w:left w:val="single" w:sz="6" w:space="0" w:color="1A3A5C"/>
+              <w:bottom w:val="single" w:sz="6" w:space="0" w:color="1A3A5C"/>
+              <w:right w:val="single" w:sz="6" w:space="0" w:color="1A3A5C"/>
+            </w:tcBorders>
+          </w:tcPr>
+          <w:p>
+            <w:pPr>
+              <w:spacing w:before="20" w:after="20"/>
+            </w:pPr>
+            <w:r>
+              <w:rPr>
+                <w:rFonts w:ascii="Calibri" w:hAnsi="Calibri"/>
+                <w:b w:val="0"/>
+                <w:i w:val="0"/>
+                <w:sz w:val="21"/>
+              </w:rPr>
+              <w:t>SQL (Advanced)</w:t>
+            </w:r>
+          </w:p>
+        </w:tc>
+        <w:tc>
+          <w:tcPr>
+            <w:tcW w:type="dxa" w:w="3135"/>
+            <w:tcBorders>
+              <w:top w:val="single" w:sz="6" w:space="0" w:color="1A3A5C"/>
+              <w:left w:val="single" w:sz="6" w:space="0" w:color="1A3A5C"/>
+              <w:bottom w:val="single" w:sz="6" w:space="0" w:color="1A3A5C"/>
+              <w:right w:val="single" w:sz="6" w:space="0" w:color="1A3A5C"/>
+            </w:tcBorders>
+          </w:tcPr>
+          <w:p/>
+        </w:tc>
+      </w:tr>
+    </w:tbl>
     <w:p>
       <w:pPr>
         <w:spacing w:before="60" w:after="20"/>
@@ -125,18 +355,184 @@
           <w:i w:val="0"/>
           <w:sz w:val="22"/>
         </w:rPr>
-        <w:t xml:space="preserve">Data Engineering &amp; ETL: </w:t>
-      </w:r>
-      <w:r>
-        <w:rPr>
-          <w:rFonts w:ascii="Calibri" w:hAnsi="Calibri"/>
-          <w:b w:val="0"/>
-          <w:i w:val="0"/>
-          <w:sz w:val="22"/>
-        </w:rPr>
-        <w:t>SSIS (Advanced),  SQL Server (Advanced),  Data Modelling (Star Schema) (Expert),  ETL Pipelines (Advanced),  Data Governance &amp; Validation (Advanced)</w:t>
+        <w:t>Data Engineering &amp; ETL</w:t>
       </w:r>
     </w:p>
+    <w:tbl>
+      <w:tblPr>
+        <w:tblStyle w:val="TableGrid"/>
+        <w:tblW w:type="auto" w:w="0"/>
+        <w:tblLayout w:type="fixed"/>
+        <w:tblLook w:firstColumn="1" w:firstRow="1" w:lastColumn="0" w:lastRow="0" w:noHBand="0" w:noVBand="1" w:val="04A0"/>
+        <w:tblBorders>
+          <w:top w:val="single" w:sz="6" w:space="0" w:color="1A3A5C"/>
+          <w:left w:val="single" w:sz="6" w:space="0" w:color="1A3A5C"/>
+          <w:bottom w:val="single" w:sz="6" w:space="0" w:color="1A3A5C"/>
+          <w:right w:val="single" w:sz="6" w:space="0" w:color="1A3A5C"/>
+          <w:insideH w:val="single" w:sz="6" w:space="0" w:color="1A3A5C"/>
+          <w:insideV w:val="single" w:sz="6" w:space="0" w:color="1A3A5C"/>
+        </w:tblBorders>
+      </w:tblPr>
+      <w:tblGrid>
+        <w:gridCol w:w="3024"/>
+        <w:gridCol w:w="3024"/>
+        <w:gridCol w:w="3024"/>
+      </w:tblGrid>
+      <w:tr>
+        <w:tc>
+          <w:tcPr>
+            <w:tcW w:type="dxa" w:w="3135"/>
+            <w:tcBorders>
+              <w:top w:val="single" w:sz="6" w:space="0" w:color="1A3A5C"/>
+              <w:left w:val="single" w:sz="6" w:space="0" w:color="1A3A5C"/>
+              <w:bottom w:val="single" w:sz="6" w:space="0" w:color="1A3A5C"/>
+              <w:right w:val="single" w:sz="6" w:space="0" w:color="1A3A5C"/>
+            </w:tcBorders>
+          </w:tcPr>
+          <w:p>
+            <w:pPr>
+              <w:spacing w:before="20" w:after="20"/>
+            </w:pPr>
+            <w:r>
+              <w:rPr>
+                <w:rFonts w:ascii="Calibri" w:hAnsi="Calibri"/>
+                <w:b w:val="0"/>
+                <w:i w:val="0"/>
+                <w:sz w:val="21"/>
+              </w:rPr>
+              <w:t>SSIS (Advanced)</w:t>
+            </w:r>
+          </w:p>
+        </w:tc>
+        <w:tc>
+          <w:tcPr>
+            <w:tcW w:type="dxa" w:w="3135"/>
+            <w:tcBorders>
+              <w:top w:val="single" w:sz="6" w:space="0" w:color="1A3A5C"/>
+              <w:left w:val="single" w:sz="6" w:space="0" w:color="1A3A5C"/>
+              <w:bottom w:val="single" w:sz="6" w:space="0" w:color="1A3A5C"/>
+              <w:right w:val="single" w:sz="6" w:space="0" w:color="1A3A5C"/>
+            </w:tcBorders>
+          </w:tcPr>
+          <w:p>
+            <w:pPr>
+              <w:spacing w:before="20" w:after="20"/>
+            </w:pPr>
+            <w:r>
+              <w:rPr>
+                <w:rFonts w:ascii="Calibri" w:hAnsi="Calibri"/>
+                <w:b w:val="0"/>
+                <w:i w:val="0"/>
+                <w:sz w:val="21"/>
+              </w:rPr>
+              <w:t>SQL Server (Advanced)</w:t>
+            </w:r>
+          </w:p>
+        </w:tc>
+        <w:tc>
+          <w:tcPr>
+            <w:tcW w:type="dxa" w:w="3135"/>
+            <w:tcBorders>
+              <w:top w:val="single" w:sz="6" w:space="0" w:color="1A3A5C"/>
+              <w:left w:val="single" w:sz="6" w:space="0" w:color="1A3A5C"/>
+              <w:bottom w:val="single" w:sz="6" w:space="0" w:color="1A3A5C"/>
+              <w:right w:val="single" w:sz="6" w:space="0" w:color="1A3A5C"/>
+            </w:tcBorders>
+          </w:tcPr>
+          <w:p>
+            <w:pPr>
+              <w:spacing w:before="20" w:after="20"/>
+            </w:pPr>
+            <w:r>
+              <w:rPr>
+                <w:rFonts w:ascii="Calibri" w:hAnsi="Calibri"/>
+                <w:b w:val="0"/>
+                <w:i w:val="0"/>
+                <w:sz w:val="21"/>
+              </w:rPr>
+              <w:t>Data Modelling (Star Schema) (Expert)</w:t>
+            </w:r>
+          </w:p>
+        </w:tc>
+      </w:tr>
+      <w:tr>
+        <w:tc>
+          <w:tcPr>
+            <w:tcW w:type="dxa" w:w="3135"/>
+            <w:tcBorders>
+              <w:top w:val="single" w:sz="6" w:space="0" w:color="1A3A5C"/>
+              <w:left w:val="single" w:sz="6" w:space="0" w:color="1A3A5C"/>
+              <w:bottom w:val="single" w:sz="6" w:space="0" w:color="1A3A5C"/>
+              <w:right w:val="single" w:sz="6" w:space="0" w:color="1A3A5C"/>
+            </w:tcBorders>
+          </w:tcPr>
+          <w:p>
+            <w:pPr>
+              <w:spacing w:before="20" w:after="20"/>
+            </w:pPr>
+            <w:r>
+              <w:rPr>
+                <w:rFonts w:ascii="Calibri" w:hAnsi="Calibri"/>
+                <w:b w:val="0"/>
+                <w:i w:val="0"/>
+                <w:sz w:val="21"/>
+              </w:rPr>
+              <w:t>ETL Pipelines (Advanced)</w:t>
+            </w:r>
+          </w:p>
+        </w:tc>
+        <w:tc>
+          <w:tcPr>
+            <w:tcW w:type="dxa" w:w="3135"/>
+            <w:tcBorders>
+              <w:top w:val="single" w:sz="6" w:space="0" w:color="1A3A5C"/>
+              <w:left w:val="single" w:sz="6" w:space="0" w:color="1A3A5C"/>
+              <w:bottom w:val="single" w:sz="6" w:space="0" w:color="1A3A5C"/>
+              <w:right w:val="single" w:sz="6" w:space="0" w:color="1A3A5C"/>
+            </w:tcBorders>
+          </w:tcPr>
+          <w:p>
+            <w:pPr>
+              <w:spacing w:before="20" w:after="20"/>
+            </w:pPr>
+            <w:r>
+              <w:rPr>
+                <w:rFonts w:ascii="Calibri" w:hAnsi="Calibri"/>
+                <w:b w:val="0"/>
+                <w:i w:val="0"/>
+                <w:sz w:val="21"/>
+              </w:rPr>
+              <w:t>Data Governance &amp; Validation (Advanced)</w:t>
+            </w:r>
+          </w:p>
+        </w:tc>
+        <w:tc>
+          <w:tcPr>
+            <w:tcW w:type="dxa" w:w="3135"/>
+            <w:tcBorders>
+              <w:top w:val="single" w:sz="6" w:space="0" w:color="1A3A5C"/>
+              <w:left w:val="single" w:sz="6" w:space="0" w:color="1A3A5C"/>
+              <w:bottom w:val="single" w:sz="6" w:space="0" w:color="1A3A5C"/>
+              <w:right w:val="single" w:sz="6" w:space="0" w:color="1A3A5C"/>
+            </w:tcBorders>
+          </w:tcPr>
+          <w:p>
+            <w:pPr>
+              <w:spacing w:before="20" w:after="20"/>
+            </w:pPr>
+            <w:r>
+              <w:rPr>
+                <w:rFonts w:ascii="Calibri" w:hAnsi="Calibri"/>
+                <w:b w:val="0"/>
+                <w:i w:val="0"/>
+                <w:sz w:val="21"/>
+              </w:rPr>
+              <w:t>Saprk (Advanced)</w:t>
+            </w:r>
+          </w:p>
+        </w:tc>
+      </w:tr>
+    </w:tbl>
     <w:p>
       <w:pPr>
         <w:spacing w:before="60" w:after="20"/>
@@ -148,18 +544,107 @@
           <w:i w:val="0"/>
           <w:sz w:val="22"/>
         </w:rPr>
-        <w:t xml:space="preserve">Programming: </w:t>
-      </w:r>
-      <w:r>
-        <w:rPr>
-          <w:rFonts w:ascii="Calibri" w:hAnsi="Calibri"/>
-          <w:b w:val="0"/>
-          <w:i w:val="0"/>
-          <w:sz w:val="22"/>
-        </w:rPr>
-        <w:t>SQL (Advanced),  Python (Pandas, NumPy, Matplotlib, Seaborn, Scikit-learn) (Proficient),  Django (Proficient),  C# (Proficient)</w:t>
+        <w:t>Programming</w:t>
       </w:r>
     </w:p>
+    <w:tbl>
+      <w:tblPr>
+        <w:tblStyle w:val="TableGrid"/>
+        <w:tblW w:type="auto" w:w="0"/>
+        <w:tblLayout w:type="fixed"/>
+        <w:tblLook w:firstColumn="1" w:firstRow="1" w:lastColumn="0" w:lastRow="0" w:noHBand="0" w:noVBand="1" w:val="04A0"/>
+        <w:tblBorders>
+          <w:top w:val="single" w:sz="6" w:space="0" w:color="1A3A5C"/>
+          <w:left w:val="single" w:sz="6" w:space="0" w:color="1A3A5C"/>
+          <w:bottom w:val="single" w:sz="6" w:space="0" w:color="1A3A5C"/>
+          <w:right w:val="single" w:sz="6" w:space="0" w:color="1A3A5C"/>
+          <w:insideH w:val="single" w:sz="6" w:space="0" w:color="1A3A5C"/>
+          <w:insideV w:val="single" w:sz="6" w:space="0" w:color="1A3A5C"/>
+        </w:tblBorders>
+      </w:tblPr>
+      <w:tblGrid>
+        <w:gridCol w:w="3024"/>
+        <w:gridCol w:w="3024"/>
+        <w:gridCol w:w="3024"/>
+      </w:tblGrid>
+      <w:tr>
+        <w:tc>
+          <w:tcPr>
+            <w:tcW w:type="dxa" w:w="3135"/>
+            <w:tcBorders>
+              <w:top w:val="single" w:sz="6" w:space="0" w:color="1A3A5C"/>
+              <w:left w:val="single" w:sz="6" w:space="0" w:color="1A3A5C"/>
+              <w:bottom w:val="single" w:sz="6" w:space="0" w:color="1A3A5C"/>
+              <w:right w:val="single" w:sz="6" w:space="0" w:color="1A3A5C"/>
+            </w:tcBorders>
+          </w:tcPr>
+          <w:p>
+            <w:pPr>
+              <w:spacing w:before="20" w:after="20"/>
+            </w:pPr>
+            <w:r>
+              <w:rPr>
+                <w:rFonts w:ascii="Calibri" w:hAnsi="Calibri"/>
+                <w:b w:val="0"/>
+                <w:i w:val="0"/>
+                <w:sz w:val="21"/>
+              </w:rPr>
+              <w:t>Python (Pandas, NumPy, Matplotlib, Seaborn, Scikit-learn) (Proficient)</w:t>
+            </w:r>
+          </w:p>
+        </w:tc>
+        <w:tc>
+          <w:tcPr>
+            <w:tcW w:type="dxa" w:w="3135"/>
+            <w:tcBorders>
+              <w:top w:val="single" w:sz="6" w:space="0" w:color="1A3A5C"/>
+              <w:left w:val="single" w:sz="6" w:space="0" w:color="1A3A5C"/>
+              <w:bottom w:val="single" w:sz="6" w:space="0" w:color="1A3A5C"/>
+              <w:right w:val="single" w:sz="6" w:space="0" w:color="1A3A5C"/>
+            </w:tcBorders>
+          </w:tcPr>
+          <w:p>
+            <w:pPr>
+              <w:spacing w:before="20" w:after="20"/>
+            </w:pPr>
+            <w:r>
+              <w:rPr>
+                <w:rFonts w:ascii="Calibri" w:hAnsi="Calibri"/>
+                <w:b w:val="0"/>
+                <w:i w:val="0"/>
+                <w:sz w:val="21"/>
+              </w:rPr>
+              <w:t>Django (Proficient)</w:t>
+            </w:r>
+          </w:p>
+        </w:tc>
+        <w:tc>
+          <w:tcPr>
+            <w:tcW w:type="dxa" w:w="3135"/>
+            <w:tcBorders>
+              <w:top w:val="single" w:sz="6" w:space="0" w:color="1A3A5C"/>
+              <w:left w:val="single" w:sz="6" w:space="0" w:color="1A3A5C"/>
+              <w:bottom w:val="single" w:sz="6" w:space="0" w:color="1A3A5C"/>
+              <w:right w:val="single" w:sz="6" w:space="0" w:color="1A3A5C"/>
+            </w:tcBorders>
+          </w:tcPr>
+          <w:p>
+            <w:pPr>
+              <w:spacing w:before="20" w:after="20"/>
+            </w:pPr>
+            <w:r>
+              <w:rPr>
+                <w:rFonts w:ascii="Calibri" w:hAnsi="Calibri"/>
+                <w:b w:val="0"/>
+                <w:i w:val="0"/>
+                <w:sz w:val="21"/>
+              </w:rPr>
+              <w:t>C# (Proficient)</w:t>
+            </w:r>
+          </w:p>
+        </w:tc>
+      </w:tr>
+    </w:tbl>
     <w:p>
       <w:pPr>
         <w:spacing w:before="60" w:after="20"/>
@@ -171,18 +656,107 @@
           <w:i w:val="0"/>
           <w:sz w:val="22"/>
         </w:rPr>
-        <w:t xml:space="preserve">Web &amp; Markup: </w:t>
-      </w:r>
-      <w:r>
-        <w:rPr>
-          <w:rFonts w:ascii="Calibri" w:hAnsi="Calibri"/>
-          <w:b w:val="0"/>
-          <w:i w:val="0"/>
-          <w:sz w:val="22"/>
-        </w:rPr>
-        <w:t>HTML (Expert),  CSS / Bootstrap (Advanced),  JavaScript (Intermediate)</w:t>
+        <w:t>Web &amp; Markup</w:t>
       </w:r>
     </w:p>
+    <w:tbl>
+      <w:tblPr>
+        <w:tblStyle w:val="TableGrid"/>
+        <w:tblW w:type="auto" w:w="0"/>
+        <w:tblLayout w:type="fixed"/>
+        <w:tblLook w:firstColumn="1" w:firstRow="1" w:lastColumn="0" w:lastRow="0" w:noHBand="0" w:noVBand="1" w:val="04A0"/>
+        <w:tblBorders>
+          <w:top w:val="single" w:sz="6" w:space="0" w:color="1A3A5C"/>
+          <w:left w:val="single" w:sz="6" w:space="0" w:color="1A3A5C"/>
+          <w:bottom w:val="single" w:sz="6" w:space="0" w:color="1A3A5C"/>
+          <w:right w:val="single" w:sz="6" w:space="0" w:color="1A3A5C"/>
+          <w:insideH w:val="single" w:sz="6" w:space="0" w:color="1A3A5C"/>
+          <w:insideV w:val="single" w:sz="6" w:space="0" w:color="1A3A5C"/>
+        </w:tblBorders>
+      </w:tblPr>
+      <w:tblGrid>
+        <w:gridCol w:w="3024"/>
+        <w:gridCol w:w="3024"/>
+        <w:gridCol w:w="3024"/>
+      </w:tblGrid>
+      <w:tr>
+        <w:tc>
+          <w:tcPr>
+            <w:tcW w:type="dxa" w:w="3135"/>
+            <w:tcBorders>
+              <w:top w:val="single" w:sz="6" w:space="0" w:color="1A3A5C"/>
+              <w:left w:val="single" w:sz="6" w:space="0" w:color="1A3A5C"/>
+              <w:bottom w:val="single" w:sz="6" w:space="0" w:color="1A3A5C"/>
+              <w:right w:val="single" w:sz="6" w:space="0" w:color="1A3A5C"/>
+            </w:tcBorders>
+          </w:tcPr>
+          <w:p>
+            <w:pPr>
+              <w:spacing w:before="20" w:after="20"/>
+            </w:pPr>
+            <w:r>
+              <w:rPr>
+                <w:rFonts w:ascii="Calibri" w:hAnsi="Calibri"/>
+                <w:b w:val="0"/>
+                <w:i w:val="0"/>
+                <w:sz w:val="21"/>
+              </w:rPr>
+              <w:t>HTML (Expert)</w:t>
+            </w:r>
+          </w:p>
+        </w:tc>
+        <w:tc>
+          <w:tcPr>
+            <w:tcW w:type="dxa" w:w="3135"/>
+            <w:tcBorders>
+              <w:top w:val="single" w:sz="6" w:space="0" w:color="1A3A5C"/>
+              <w:left w:val="single" w:sz="6" w:space="0" w:color="1A3A5C"/>
+              <w:bottom w:val="single" w:sz="6" w:space="0" w:color="1A3A5C"/>
+              <w:right w:val="single" w:sz="6" w:space="0" w:color="1A3A5C"/>
+            </w:tcBorders>
+          </w:tcPr>
+          <w:p>
+            <w:pPr>
+              <w:spacing w:before="20" w:after="20"/>
+            </w:pPr>
+            <w:r>
+              <w:rPr>
+                <w:rFonts w:ascii="Calibri" w:hAnsi="Calibri"/>
+                <w:b w:val="0"/>
+                <w:i w:val="0"/>
+                <w:sz w:val="21"/>
+              </w:rPr>
+              <w:t>CSS / Bootstrap (Advanced)</w:t>
+            </w:r>
+          </w:p>
+        </w:tc>
+        <w:tc>
+          <w:tcPr>
+            <w:tcW w:type="dxa" w:w="3135"/>
+            <w:tcBorders>
+              <w:top w:val="single" w:sz="6" w:space="0" w:color="1A3A5C"/>
+              <w:left w:val="single" w:sz="6" w:space="0" w:color="1A3A5C"/>
+              <w:bottom w:val="single" w:sz="6" w:space="0" w:color="1A3A5C"/>
+              <w:right w:val="single" w:sz="6" w:space="0" w:color="1A3A5C"/>
+            </w:tcBorders>
+          </w:tcPr>
+          <w:p>
+            <w:pPr>
+              <w:spacing w:before="20" w:after="20"/>
+            </w:pPr>
+            <w:r>
+              <w:rPr>
+                <w:rFonts w:ascii="Calibri" w:hAnsi="Calibri"/>
+                <w:b w:val="0"/>
+                <w:i w:val="0"/>
+                <w:sz w:val="21"/>
+              </w:rPr>
+              <w:t>JavaScript (Intermediate)</w:t>
+            </w:r>
+          </w:p>
+        </w:tc>
+      </w:tr>
+    </w:tbl>
     <w:p>
       <w:pPr>
         <w:spacing w:before="200" w:after="40"/>
